--- a/docx_resources/Вечірня-Утреня/В,У - Мінея/12-Грудень/30-__-Анісії.docx
+++ b/docx_resources/Вечірня-Утреня/В,У - Мінея/12-Грудень/30-__-Анісії.docx
@@ -60,6 +60,7 @@
         <w:rPr>
           <w:rFonts w:ascii="Times New Roman" w:hAnsi="Times New Roman" w:cs="Times New Roman"/>
           <w:b/>
+          <w:sz w:val="24"/>
         </w:rPr>
         <w:t>ВЕЧІРНЯ</w:t>
       </w:r>
@@ -1400,6 +1401,7 @@
           <w:b/>
           <w:i/>
           <w:color w:val="FF0000"/>
+          <w:sz w:val="24"/>
           <w:lang w:val="uk-UA"/>
         </w:rPr>
         <w:t>Вечірні молитви</w:t>
@@ -3218,6 +3220,7 @@
           <w:b/>
           <w:i/>
           <w:color w:val="FF0000"/>
+          <w:sz w:val="24"/>
           <w:lang w:val="uk-UA"/>
         </w:rPr>
         <w:t>Стихири</w:t>
@@ -4035,6 +4038,7 @@
           <w:b/>
           <w:i/>
           <w:color w:val="FF0000"/>
+          <w:sz w:val="24"/>
           <w:lang w:val="uk-UA"/>
         </w:rPr>
         <w:t>Прокімен</w:t>
@@ -4161,6 +4165,7 @@
           <w:b/>
           <w:i/>
           <w:color w:val="FF0000"/>
+          <w:sz w:val="24"/>
           <w:lang w:val="uk-UA"/>
         </w:rPr>
         <w:t>Сподоби, Господи</w:t>
@@ -4407,6 +4412,7 @@
           <w:b/>
           <w:i/>
           <w:color w:val="FF0000"/>
+          <w:sz w:val="24"/>
           <w:lang w:val="uk-UA"/>
         </w:rPr>
         <w:t>Прохальна єктенія</w:t>
@@ -5686,6 +5692,7 @@
           <w:b/>
           <w:i/>
           <w:color w:val="FF0000"/>
+          <w:sz w:val="24"/>
           <w:lang w:val="uk-UA"/>
         </w:rPr>
         <w:t>Пісня Симеона</w:t>
@@ -6049,6 +6056,7 @@
           <w:b/>
           <w:i/>
           <w:color w:val="FF0000"/>
+          <w:sz w:val="24"/>
           <w:lang w:val="uk-UA"/>
         </w:rPr>
         <w:t>Тропарі</w:t>
@@ -6235,6 +6243,7 @@
           <w:b/>
           <w:i/>
           <w:color w:val="FF0000"/>
+          <w:sz w:val="24"/>
           <w:lang w:val="uk-UA"/>
         </w:rPr>
         <w:t>Єктенія усильного благання</w:t>
@@ -7130,6 +7139,7 @@
           <w:b/>
           <w:i/>
           <w:color w:val="FF0000"/>
+          <w:sz w:val="24"/>
           <w:lang w:val="uk-UA"/>
         </w:rPr>
         <w:t>Після Вечірні</w:t>
@@ -7238,6 +7248,7 @@
         <w:rPr>
           <w:rFonts w:ascii="Times New Roman" w:hAnsi="Times New Roman" w:cs="Times New Roman"/>
           <w:b/>
+          <w:sz w:val="24"/>
         </w:rPr>
         <w:t>УТРЕНЯ</w:t>
       </w:r>
@@ -9864,6 +9875,7 @@
           <w:b/>
           <w:i/>
           <w:color w:val="FF0000"/>
+          <w:sz w:val="24"/>
           <w:lang w:val="uk-UA"/>
         </w:rPr>
         <w:t>Утренні молитви</w:t>
@@ -11182,6 +11194,7 @@
           <w:b/>
           <w:i/>
           <w:color w:val="FF0000"/>
+          <w:sz w:val="24"/>
           <w:lang w:val="uk-UA"/>
         </w:rPr>
         <w:t>Бог Господь...</w:t>
@@ -11191,6 +11204,7 @@
           <w:rFonts w:ascii="Times New Roman" w:hAnsi="Times New Roman"/>
           <w:i/>
           <w:color w:val="FF0000"/>
+          <w:sz w:val="24"/>
           <w:lang w:val="uk-UA"/>
         </w:rPr>
         <w:t xml:space="preserve"> (Пс. 117), глас 4</w:t>
@@ -11435,6 +11449,7 @@
           <w:b/>
           <w:i/>
           <w:color w:val="FF0000"/>
+          <w:sz w:val="24"/>
           <w:lang w:val="uk-UA"/>
         </w:rPr>
         <w:t>Тропарі</w:t>
@@ -11679,6 +11694,7 @@
           <w:b/>
           <w:i/>
           <w:color w:val="FF0000"/>
+          <w:sz w:val="24"/>
           <w:lang w:val="uk-UA"/>
         </w:rPr>
         <w:t>Мала єктенія</w:t>
@@ -12000,6 +12016,7 @@
           <w:b/>
           <w:i/>
           <w:color w:val="FF0000"/>
+          <w:sz w:val="24"/>
           <w:lang w:val="uk-UA"/>
         </w:rPr>
         <w:t>Перший сідальний</w:t>
@@ -12160,6 +12177,7 @@
           <w:b/>
           <w:i/>
           <w:color w:val="FF0000"/>
+          <w:sz w:val="24"/>
           <w:lang w:val="uk-UA"/>
         </w:rPr>
         <w:t>Мала єктенія</w:t>
@@ -12481,6 +12499,7 @@
           <w:b/>
           <w:i/>
           <w:color w:val="FF0000"/>
+          <w:sz w:val="24"/>
           <w:lang w:val="uk-UA"/>
         </w:rPr>
         <w:t>Другий сідальний</w:t>
@@ -12610,6 +12629,7 @@
           <w:b/>
           <w:i/>
           <w:color w:val="FF0000"/>
+          <w:sz w:val="24"/>
           <w:lang w:val="uk-UA"/>
         </w:rPr>
         <w:t>Псалом 50</w:t>
@@ -13563,6 +13583,7 @@
           <w:b/>
           <w:i/>
           <w:color w:val="FF0000"/>
+          <w:sz w:val="24"/>
           <w:lang w:val="uk-UA"/>
         </w:rPr>
         <w:t>Мала єктенія</w:t>
@@ -14487,6 +14508,7 @@
           <w:b/>
           <w:i/>
           <w:color w:val="FF0000"/>
+          <w:sz w:val="24"/>
           <w:lang w:val="uk-UA"/>
         </w:rPr>
         <w:t>Мала єктенія</w:t>
@@ -15357,6 +15379,7 @@
           <w:b/>
           <w:i/>
           <w:color w:val="FF0000"/>
+          <w:sz w:val="24"/>
           <w:lang w:val="uk-UA"/>
         </w:rPr>
         <w:t>Пісня Богородиці</w:t>
@@ -15858,6 +15881,7 @@
           <w:b/>
           <w:i/>
           <w:color w:val="FF0000"/>
+          <w:sz w:val="24"/>
           <w:lang w:val="uk-UA"/>
         </w:rPr>
         <w:t>Мала єктенія</w:t>
@@ -16179,6 +16203,7 @@
           <w:b/>
           <w:i/>
           <w:color w:val="FF0000"/>
+          <w:sz w:val="24"/>
           <w:lang w:val="uk-UA"/>
         </w:rPr>
         <w:t>Світильний</w:t>
@@ -16945,6 +16970,7 @@
           <w:b/>
           <w:i/>
           <w:color w:val="FF0000"/>
+          <w:sz w:val="24"/>
           <w:lang w:val="uk-UA"/>
         </w:rPr>
         <w:t>Мале славослов'я</w:t>
@@ -17522,6 +17548,7 @@
           <w:b/>
           <w:i/>
           <w:color w:val="FF0000"/>
+          <w:sz w:val="24"/>
           <w:lang w:val="uk-UA"/>
         </w:rPr>
         <w:t>Прохальна єктенія</w:t>
@@ -19102,6 +19129,7 @@
           <w:b/>
           <w:i/>
           <w:color w:val="FF0000"/>
+          <w:sz w:val="24"/>
           <w:lang w:val="uk-UA"/>
         </w:rPr>
         <w:t>Тропарі</w:t>
@@ -19276,6 +19304,7 @@
           <w:b/>
           <w:i/>
           <w:color w:val="FF0000"/>
+          <w:sz w:val="24"/>
           <w:lang w:val="uk-UA"/>
         </w:rPr>
         <w:t>Єктенія усильного благання</w:t>
